--- a/F3/f3_s02_grupo2_sum.docx
+++ b/F3/f3_s02_grupo2_sum.docx
@@ -1106,6 +1106,18 @@
           <w:cols w:space="720"/>
         </w:sectPr>
       </w:pPr>
+      <w:r>
+        <w:t xml:space="preserve">Repositorio del proyecto: </w:t>
+      </w:r>
+      <w:hyperlink r:id="rId32">
+        <w:r>
+          <w:rPr>
+            <w:color w:val="0563C1"/>
+            <w:u w:val="single"/>
+          </w:rPr>
+          <w:t>https://github.com/jorgealtamiranonavarrete-art/proyecto-grupo2</w:t>
+        </w:r>
+      </w:hyperlink>
     </w:p>
     <w:p>
       <w:pPr>
@@ -3661,6 +3673,9 @@
       </w:pPr>
       <w:r>
         <w:t>El repositorio conserva F1, F2 y el avance formativo de F3. El desarrollo de la Sumativa 2 añade en F3 un módulo de estrategias, el notebook ejecutado y un registro pequeño de sus resultados; los README describen sus funciones y el orden de ejecución. Esta evolución separa lectura, cálculo, tratamientos, validación y documentación sin repetir la preparación de F2; así se puede contrastar el núcleo actual con el prototipo formativo y sus mediciones (Universidad Andrés Bello, 2026a, 2026b).</w:t>
+      </w:r>
+      <w:r>
+        <w:t xml:space="preserve"> En el historial aparece el merge 2f8f42d del 18 de septiembre registrado bajo la identidad externa «HR Informática» (HardyRojas). Esa cuenta no integra el Grupo 2 ni se le atribuye el desarrollo de los análisis. Se conserva la atribución original del merge y el archivo .mailmap normaliza solo los nombres de los cuatro integrantes.</w:t>
       </w:r>
     </w:p>
     <w:p>
